--- a/MERN Phase Wise/Phase Wise Templets/Requirement Analysis/Technology Stack - Template.docx
+++ b/MERN Phase Wise/Phase Wise Templets/Requirement Analysis/Technology Stack - Template.docx
@@ -117,17 +117,8 @@
         <w:tc>
           <w:tcPr/>
           <w:p>
-            <w:pPr>
-              <w:rPr>
-                <w:rFonts w:ascii="Arial" w:cs="Arial" w:eastAsia="Arial" w:hAnsi="Arial"/>
-              </w:rPr>
-            </w:pPr>
-            <w:r>
-              <w:rPr>
-                <w:rFonts w:ascii="Arial" w:cs="Arial" w:eastAsia="Arial" w:hAnsi="Arial"/>
-                <w:rtl w:val="0"/>
-              </w:rPr>
-              <w:t xml:space="preserve">31 January 3035</w:t>
+            <w:r>
+              <w:t>14 July 2026</w:t>
             </w:r>
           </w:p>
         </w:tc>
@@ -157,16 +148,7 @@
         <w:tc>
           <w:tcPr/>
           <w:p>
-            <w:pPr>
-              <w:rPr>
-                <w:rFonts w:ascii="Arial" w:cs="Arial" w:eastAsia="Arial" w:hAnsi="Arial"/>
-              </w:rPr>
-            </w:pPr>
-            <w:r>
-              <w:rPr>
-                <w:rtl w:val="0"/>
-              </w:rPr>
-            </w:r>
+            <w:r/>
           </w:p>
         </w:tc>
       </w:tr>
@@ -195,15 +177,8 @@
         <w:tc>
           <w:tcPr/>
           <w:p>
-            <w:pPr>
-              <w:rPr>
-                <w:rFonts w:ascii="Arial" w:cs="Arial" w:eastAsia="Arial" w:hAnsi="Arial"/>
-              </w:rPr>
-            </w:pPr>
-            <w:r>
-              <w:rPr>
-                <w:rtl w:val="0"/>
-              </w:rPr>
+            <w:r>
+              <w:t>Nutrition Assistant</w:t>
             </w:r>
           </w:p>
         </w:tc>
@@ -1027,125 +1002,32 @@
         <w:tc>
           <w:tcPr/>
           <w:p>
-            <w:pPr>
-              <w:keepNext w:val="0"/>
-              <w:keepLines w:val="0"/>
-              <w:widowControl w:val="1"/>
-              <w:numPr>
-                <w:ilvl w:val="0"/>
-                <w:numId w:val="1"/>
-              </w:numPr>
-              <w:pBdr>
-                <w:top w:space="0" w:sz="0" w:val="nil"/>
-                <w:left w:space="0" w:sz="0" w:val="nil"/>
-                <w:bottom w:space="0" w:sz="0" w:val="nil"/>
-                <w:right w:space="0" w:sz="0" w:val="nil"/>
-                <w:between w:space="0" w:sz="0" w:val="nil"/>
-              </w:pBdr>
-              <w:shd w:fill="auto" w:val="clear"/>
-              <w:tabs>
-                <w:tab w:val="left" w:leader="none" w:pos="2320"/>
-              </w:tabs>
-              <w:spacing w:after="160" w:before="0" w:line="259" w:lineRule="auto"/>
-              <w:ind w:left="644" w:right="0" w:hanging="360"/>
-              <w:jc w:val="left"/>
-              <w:rPr>
-                <w:rFonts w:ascii="Arial" w:cs="Arial" w:eastAsia="Arial" w:hAnsi="Arial"/>
-                <w:b w:val="0"/>
-                <w:bCs w:val="0"/>
-                <w:i w:val="0"/>
-                <w:iCs w:val="0"/>
-                <w:smallCaps w:val="0"/>
-                <w:strike w:val="0"/>
-                <w:color w:val="000000"/>
-                <w:sz w:val="22"/>
-                <w:szCs w:val="22"/>
-                <w:u w:val="none"/>
-                <w:shd w:fill="auto" w:val="clear"/>
-                <w:vertAlign w:val="baseline"/>
-              </w:rPr>
-            </w:pPr>
-            <w:r>
-              <w:rPr>
-                <w:rtl w:val="0"/>
-              </w:rPr>
-            </w:r>
-          </w:p>
-        </w:tc>
-        <w:tc>
-          <w:tcPr/>
-          <w:p>
-            <w:pPr>
-              <w:tabs>
-                <w:tab w:val="left" w:leader="none" w:pos="2320"/>
-              </w:tabs>
-              <w:rPr>
-                <w:rFonts w:ascii="Arial" w:cs="Arial" w:eastAsia="Arial" w:hAnsi="Arial"/>
-              </w:rPr>
-            </w:pPr>
-            <w:r>
-              <w:rPr>
-                <w:rFonts w:ascii="Arial" w:cs="Arial" w:eastAsia="Arial" w:hAnsi="Arial"/>
-                <w:rtl w:val="0"/>
-              </w:rPr>
-              <w:t xml:space="preserve">User Interface</w:t>
-            </w:r>
-          </w:p>
-        </w:tc>
-        <w:tc>
-          <w:tcPr/>
-          <w:p>
-            <w:pPr>
-              <w:tabs>
-                <w:tab w:val="left" w:leader="none" w:pos="2320"/>
-              </w:tabs>
-              <w:rPr>
-                <w:rFonts w:ascii="Arial" w:cs="Arial" w:eastAsia="Arial" w:hAnsi="Arial"/>
-              </w:rPr>
-            </w:pPr>
-            <w:r>
-              <w:rPr>
-                <w:rFonts w:ascii="Arial" w:cs="Arial" w:eastAsia="Arial" w:hAnsi="Arial"/>
-                <w:rtl w:val="0"/>
-              </w:rPr>
-              <w:t xml:space="preserve">How user interacts with application e.g.</w:t>
-            </w:r>
-          </w:p>
-          <w:p>
-            <w:pPr>
-              <w:tabs>
-                <w:tab w:val="left" w:leader="none" w:pos="2320"/>
-              </w:tabs>
-              <w:rPr>
-                <w:rFonts w:ascii="Arial" w:cs="Arial" w:eastAsia="Arial" w:hAnsi="Arial"/>
-              </w:rPr>
-            </w:pPr>
-            <w:r>
-              <w:rPr>
-                <w:rFonts w:ascii="Arial" w:cs="Arial" w:eastAsia="Arial" w:hAnsi="Arial"/>
-                <w:rtl w:val="0"/>
-              </w:rPr>
-              <w:t xml:space="preserve">Web UI, Mobile App, Chatbot etc.</w:t>
-            </w:r>
-          </w:p>
-        </w:tc>
-        <w:tc>
-          <w:tcPr/>
-          <w:p>
-            <w:pPr>
-              <w:tabs>
-                <w:tab w:val="left" w:leader="none" w:pos="2320"/>
-              </w:tabs>
-              <w:rPr>
-                <w:rFonts w:ascii="Arial" w:cs="Arial" w:eastAsia="Arial" w:hAnsi="Arial"/>
-              </w:rPr>
-            </w:pPr>
-            <w:r>
-              <w:rPr>
-                <w:rFonts w:ascii="Arial" w:cs="Arial" w:eastAsia="Arial" w:hAnsi="Arial"/>
-                <w:rtl w:val="0"/>
-              </w:rPr>
-              <w:t xml:space="preserve">HTML, CSS, JavaScript / Angular Js / React Js etc.</w:t>
+            <w:r>
+              <w:t>1</w:t>
+            </w:r>
+          </w:p>
+        </w:tc>
+        <w:tc>
+          <w:tcPr/>
+          <w:p>
+            <w:r>
+              <w:t>User Interface</w:t>
+            </w:r>
+          </w:p>
+        </w:tc>
+        <w:tc>
+          <w:tcPr/>
+          <w:p>
+            <w:r>
+              <w:t>Web application</w:t>
+            </w:r>
+          </w:p>
+        </w:tc>
+        <w:tc>
+          <w:tcPr/>
+          <w:p>
+            <w:r>
+              <w:t>React, Bootstrap</w:t>
             </w:r>
           </w:p>
         </w:tc>
@@ -1159,108 +1041,32 @@
         <w:tc>
           <w:tcPr/>
           <w:p>
-            <w:pPr>
-              <w:keepNext w:val="0"/>
-              <w:keepLines w:val="0"/>
-              <w:widowControl w:val="1"/>
-              <w:numPr>
-                <w:ilvl w:val="0"/>
-                <w:numId w:val="1"/>
-              </w:numPr>
-              <w:pBdr>
-                <w:top w:space="0" w:sz="0" w:val="nil"/>
-                <w:left w:space="0" w:sz="0" w:val="nil"/>
-                <w:bottom w:space="0" w:sz="0" w:val="nil"/>
-                <w:right w:space="0" w:sz="0" w:val="nil"/>
-                <w:between w:space="0" w:sz="0" w:val="nil"/>
-              </w:pBdr>
-              <w:shd w:fill="auto" w:val="clear"/>
-              <w:tabs>
-                <w:tab w:val="left" w:leader="none" w:pos="2320"/>
-              </w:tabs>
-              <w:spacing w:after="160" w:before="0" w:line="259" w:lineRule="auto"/>
-              <w:ind w:left="644" w:right="0" w:hanging="360"/>
-              <w:jc w:val="left"/>
-              <w:rPr>
-                <w:rFonts w:ascii="Arial" w:cs="Arial" w:eastAsia="Arial" w:hAnsi="Arial"/>
-                <w:b w:val="0"/>
-                <w:bCs w:val="0"/>
-                <w:i w:val="0"/>
-                <w:iCs w:val="0"/>
-                <w:smallCaps w:val="0"/>
-                <w:strike w:val="0"/>
-                <w:color w:val="000000"/>
-                <w:sz w:val="22"/>
-                <w:szCs w:val="22"/>
-                <w:u w:val="none"/>
-                <w:shd w:fill="auto" w:val="clear"/>
-                <w:vertAlign w:val="baseline"/>
-              </w:rPr>
-            </w:pPr>
-            <w:r>
-              <w:rPr>
-                <w:rtl w:val="0"/>
-              </w:rPr>
-            </w:r>
-          </w:p>
-        </w:tc>
-        <w:tc>
-          <w:tcPr/>
-          <w:p>
-            <w:pPr>
-              <w:tabs>
-                <w:tab w:val="left" w:leader="none" w:pos="2320"/>
-              </w:tabs>
-              <w:rPr>
-                <w:rFonts w:ascii="Arial" w:cs="Arial" w:eastAsia="Arial" w:hAnsi="Arial"/>
-              </w:rPr>
-            </w:pPr>
-            <w:r>
-              <w:rPr>
-                <w:rFonts w:ascii="Arial" w:cs="Arial" w:eastAsia="Arial" w:hAnsi="Arial"/>
-                <w:rtl w:val="0"/>
-              </w:rPr>
-              <w:t xml:space="preserve">Application Logic-1</w:t>
-            </w:r>
-          </w:p>
-        </w:tc>
-        <w:tc>
-          <w:tcPr/>
-          <w:p>
-            <w:pPr>
-              <w:tabs>
-                <w:tab w:val="left" w:leader="none" w:pos="2320"/>
-              </w:tabs>
-              <w:rPr>
-                <w:rFonts w:ascii="Arial" w:cs="Arial" w:eastAsia="Arial" w:hAnsi="Arial"/>
-              </w:rPr>
-            </w:pPr>
-            <w:r>
-              <w:rPr>
-                <w:rFonts w:ascii="Arial" w:cs="Arial" w:eastAsia="Arial" w:hAnsi="Arial"/>
-                <w:rtl w:val="0"/>
-              </w:rPr>
-              <w:t xml:space="preserve">Logic for a process in the application</w:t>
-            </w:r>
-          </w:p>
-        </w:tc>
-        <w:tc>
-          <w:tcPr/>
-          <w:p>
-            <w:pPr>
-              <w:tabs>
-                <w:tab w:val="left" w:leader="none" w:pos="2320"/>
-              </w:tabs>
-              <w:rPr>
-                <w:rFonts w:ascii="Arial" w:cs="Arial" w:eastAsia="Arial" w:hAnsi="Arial"/>
-              </w:rPr>
-            </w:pPr>
-            <w:r>
-              <w:rPr>
-                <w:rFonts w:ascii="Arial" w:cs="Arial" w:eastAsia="Arial" w:hAnsi="Arial"/>
-                <w:rtl w:val="0"/>
-              </w:rPr>
-              <w:t xml:space="preserve">Java / Python </w:t>
+            <w:r>
+              <w:t>2</w:t>
+            </w:r>
+          </w:p>
+        </w:tc>
+        <w:tc>
+          <w:tcPr/>
+          <w:p>
+            <w:r>
+              <w:t>Application Logic-1</w:t>
+            </w:r>
+          </w:p>
+        </w:tc>
+        <w:tc>
+          <w:tcPr/>
+          <w:p>
+            <w:r>
+              <w:t>Frontend</w:t>
+            </w:r>
+          </w:p>
+        </w:tc>
+        <w:tc>
+          <w:tcPr/>
+          <w:p>
+            <w:r>
+              <w:t>React Router, Axios</w:t>
             </w:r>
           </w:p>
         </w:tc>
@@ -1274,108 +1080,32 @@
         <w:tc>
           <w:tcPr/>
           <w:p>
-            <w:pPr>
-              <w:keepNext w:val="0"/>
-              <w:keepLines w:val="0"/>
-              <w:widowControl w:val="1"/>
-              <w:numPr>
-                <w:ilvl w:val="0"/>
-                <w:numId w:val="1"/>
-              </w:numPr>
-              <w:pBdr>
-                <w:top w:space="0" w:sz="0" w:val="nil"/>
-                <w:left w:space="0" w:sz="0" w:val="nil"/>
-                <w:bottom w:space="0" w:sz="0" w:val="nil"/>
-                <w:right w:space="0" w:sz="0" w:val="nil"/>
-                <w:between w:space="0" w:sz="0" w:val="nil"/>
-              </w:pBdr>
-              <w:shd w:fill="auto" w:val="clear"/>
-              <w:tabs>
-                <w:tab w:val="left" w:leader="none" w:pos="2320"/>
-              </w:tabs>
-              <w:spacing w:after="160" w:before="0" w:line="259" w:lineRule="auto"/>
-              <w:ind w:left="644" w:right="0" w:hanging="360"/>
-              <w:jc w:val="left"/>
-              <w:rPr>
-                <w:rFonts w:ascii="Arial" w:cs="Arial" w:eastAsia="Arial" w:hAnsi="Arial"/>
-                <w:b w:val="0"/>
-                <w:bCs w:val="0"/>
-                <w:i w:val="0"/>
-                <w:iCs w:val="0"/>
-                <w:smallCaps w:val="0"/>
-                <w:strike w:val="0"/>
-                <w:color w:val="000000"/>
-                <w:sz w:val="22"/>
-                <w:szCs w:val="22"/>
-                <w:u w:val="none"/>
-                <w:shd w:fill="auto" w:val="clear"/>
-                <w:vertAlign w:val="baseline"/>
-              </w:rPr>
-            </w:pPr>
-            <w:r>
-              <w:rPr>
-                <w:rtl w:val="0"/>
-              </w:rPr>
-            </w:r>
-          </w:p>
-        </w:tc>
-        <w:tc>
-          <w:tcPr/>
-          <w:p>
-            <w:pPr>
-              <w:tabs>
-                <w:tab w:val="left" w:leader="none" w:pos="2320"/>
-              </w:tabs>
-              <w:rPr>
-                <w:rFonts w:ascii="Arial" w:cs="Arial" w:eastAsia="Arial" w:hAnsi="Arial"/>
-              </w:rPr>
-            </w:pPr>
-            <w:r>
-              <w:rPr>
-                <w:rFonts w:ascii="Arial" w:cs="Arial" w:eastAsia="Arial" w:hAnsi="Arial"/>
-                <w:rtl w:val="0"/>
-              </w:rPr>
-              <w:t xml:space="preserve">Application Logic-2</w:t>
-            </w:r>
-          </w:p>
-        </w:tc>
-        <w:tc>
-          <w:tcPr/>
-          <w:p>
-            <w:pPr>
-              <w:tabs>
-                <w:tab w:val="left" w:leader="none" w:pos="2320"/>
-              </w:tabs>
-              <w:rPr>
-                <w:rFonts w:ascii="Arial" w:cs="Arial" w:eastAsia="Arial" w:hAnsi="Arial"/>
-              </w:rPr>
-            </w:pPr>
-            <w:r>
-              <w:rPr>
-                <w:rFonts w:ascii="Arial" w:cs="Arial" w:eastAsia="Arial" w:hAnsi="Arial"/>
-                <w:rtl w:val="0"/>
-              </w:rPr>
-              <w:t xml:space="preserve">Logic for a process in the application</w:t>
-            </w:r>
-          </w:p>
-        </w:tc>
-        <w:tc>
-          <w:tcPr/>
-          <w:p>
-            <w:pPr>
-              <w:tabs>
-                <w:tab w:val="left" w:leader="none" w:pos="2320"/>
-              </w:tabs>
-              <w:rPr>
-                <w:rFonts w:ascii="Arial" w:cs="Arial" w:eastAsia="Arial" w:hAnsi="Arial"/>
-              </w:rPr>
-            </w:pPr>
-            <w:r>
-              <w:rPr>
-                <w:rFonts w:ascii="Arial" w:cs="Arial" w:eastAsia="Arial" w:hAnsi="Arial"/>
-                <w:rtl w:val="0"/>
-              </w:rPr>
-              <w:t xml:space="preserve">IBM Watson STT service </w:t>
+            <w:r>
+              <w:t>3</w:t>
+            </w:r>
+          </w:p>
+        </w:tc>
+        <w:tc>
+          <w:tcPr/>
+          <w:p>
+            <w:r>
+              <w:t>Application Logic-2</w:t>
+            </w:r>
+          </w:p>
+        </w:tc>
+        <w:tc>
+          <w:tcPr/>
+          <w:p>
+            <w:r>
+              <w:t>Backend APIs</w:t>
+            </w:r>
+          </w:p>
+        </w:tc>
+        <w:tc>
+          <w:tcPr/>
+          <w:p>
+            <w:r>
+              <w:t>Node.js, Express</w:t>
             </w:r>
           </w:p>
         </w:tc>
@@ -1389,108 +1119,32 @@
         <w:tc>
           <w:tcPr/>
           <w:p>
-            <w:pPr>
-              <w:keepNext w:val="0"/>
-              <w:keepLines w:val="0"/>
-              <w:widowControl w:val="1"/>
-              <w:numPr>
-                <w:ilvl w:val="0"/>
-                <w:numId w:val="1"/>
-              </w:numPr>
-              <w:pBdr>
-                <w:top w:space="0" w:sz="0" w:val="nil"/>
-                <w:left w:space="0" w:sz="0" w:val="nil"/>
-                <w:bottom w:space="0" w:sz="0" w:val="nil"/>
-                <w:right w:space="0" w:sz="0" w:val="nil"/>
-                <w:between w:space="0" w:sz="0" w:val="nil"/>
-              </w:pBdr>
-              <w:shd w:fill="auto" w:val="clear"/>
-              <w:tabs>
-                <w:tab w:val="left" w:leader="none" w:pos="2320"/>
-              </w:tabs>
-              <w:spacing w:after="160" w:before="0" w:line="259" w:lineRule="auto"/>
-              <w:ind w:left="644" w:right="0" w:hanging="360"/>
-              <w:jc w:val="left"/>
-              <w:rPr>
-                <w:rFonts w:ascii="Arial" w:cs="Arial" w:eastAsia="Arial" w:hAnsi="Arial"/>
-                <w:b w:val="0"/>
-                <w:bCs w:val="0"/>
-                <w:i w:val="0"/>
-                <w:iCs w:val="0"/>
-                <w:smallCaps w:val="0"/>
-                <w:strike w:val="0"/>
-                <w:color w:val="000000"/>
-                <w:sz w:val="22"/>
-                <w:szCs w:val="22"/>
-                <w:u w:val="none"/>
-                <w:shd w:fill="auto" w:val="clear"/>
-                <w:vertAlign w:val="baseline"/>
-              </w:rPr>
-            </w:pPr>
-            <w:r>
-              <w:rPr>
-                <w:rtl w:val="0"/>
-              </w:rPr>
-            </w:r>
-          </w:p>
-        </w:tc>
-        <w:tc>
-          <w:tcPr/>
-          <w:p>
-            <w:pPr>
-              <w:tabs>
-                <w:tab w:val="left" w:leader="none" w:pos="2320"/>
-              </w:tabs>
-              <w:rPr>
-                <w:rFonts w:ascii="Arial" w:cs="Arial" w:eastAsia="Arial" w:hAnsi="Arial"/>
-              </w:rPr>
-            </w:pPr>
-            <w:r>
-              <w:rPr>
-                <w:rFonts w:ascii="Arial" w:cs="Arial" w:eastAsia="Arial" w:hAnsi="Arial"/>
-                <w:rtl w:val="0"/>
-              </w:rPr>
-              <w:t xml:space="preserve">Application Logic-3</w:t>
-            </w:r>
-          </w:p>
-        </w:tc>
-        <w:tc>
-          <w:tcPr/>
-          <w:p>
-            <w:pPr>
-              <w:tabs>
-                <w:tab w:val="left" w:leader="none" w:pos="2320"/>
-              </w:tabs>
-              <w:rPr>
-                <w:rFonts w:ascii="Arial" w:cs="Arial" w:eastAsia="Arial" w:hAnsi="Arial"/>
-              </w:rPr>
-            </w:pPr>
-            <w:r>
-              <w:rPr>
-                <w:rFonts w:ascii="Arial" w:cs="Arial" w:eastAsia="Arial" w:hAnsi="Arial"/>
-                <w:rtl w:val="0"/>
-              </w:rPr>
-              <w:t xml:space="preserve">Logic for a process in the application</w:t>
-            </w:r>
-          </w:p>
-        </w:tc>
-        <w:tc>
-          <w:tcPr/>
-          <w:p>
-            <w:pPr>
-              <w:tabs>
-                <w:tab w:val="left" w:leader="none" w:pos="2320"/>
-              </w:tabs>
-              <w:rPr>
-                <w:rFonts w:ascii="Arial" w:cs="Arial" w:eastAsia="Arial" w:hAnsi="Arial"/>
-              </w:rPr>
-            </w:pPr>
-            <w:r>
-              <w:rPr>
-                <w:rFonts w:ascii="Arial" w:cs="Arial" w:eastAsia="Arial" w:hAnsi="Arial"/>
-                <w:rtl w:val="0"/>
-              </w:rPr>
-              <w:t xml:space="preserve">IBM Watson Assistant </w:t>
+            <w:r>
+              <w:t>4</w:t>
+            </w:r>
+          </w:p>
+        </w:tc>
+        <w:tc>
+          <w:tcPr/>
+          <w:p>
+            <w:r>
+              <w:t>Application Logic-3</w:t>
+            </w:r>
+          </w:p>
+        </w:tc>
+        <w:tc>
+          <w:tcPr/>
+          <w:p>
+            <w:r>
+              <w:t>Authentication</w:t>
+            </w:r>
+          </w:p>
+        </w:tc>
+        <w:tc>
+          <w:tcPr/>
+          <w:p>
+            <w:r>
+              <w:t>Firebase, JWT</w:t>
             </w:r>
           </w:p>
         </w:tc>
@@ -1504,108 +1158,32 @@
         <w:tc>
           <w:tcPr/>
           <w:p>
-            <w:pPr>
-              <w:keepNext w:val="0"/>
-              <w:keepLines w:val="0"/>
-              <w:widowControl w:val="1"/>
-              <w:numPr>
-                <w:ilvl w:val="0"/>
-                <w:numId w:val="1"/>
-              </w:numPr>
-              <w:pBdr>
-                <w:top w:space="0" w:sz="0" w:val="nil"/>
-                <w:left w:space="0" w:sz="0" w:val="nil"/>
-                <w:bottom w:space="0" w:sz="0" w:val="nil"/>
-                <w:right w:space="0" w:sz="0" w:val="nil"/>
-                <w:between w:space="0" w:sz="0" w:val="nil"/>
-              </w:pBdr>
-              <w:shd w:fill="auto" w:val="clear"/>
-              <w:tabs>
-                <w:tab w:val="left" w:leader="none" w:pos="2320"/>
-              </w:tabs>
-              <w:spacing w:after="160" w:before="0" w:line="259" w:lineRule="auto"/>
-              <w:ind w:left="644" w:right="0" w:hanging="360"/>
-              <w:jc w:val="left"/>
-              <w:rPr>
-                <w:rFonts w:ascii="Arial" w:cs="Arial" w:eastAsia="Arial" w:hAnsi="Arial"/>
-                <w:b w:val="0"/>
-                <w:bCs w:val="0"/>
-                <w:i w:val="0"/>
-                <w:iCs w:val="0"/>
-                <w:smallCaps w:val="0"/>
-                <w:strike w:val="0"/>
-                <w:color w:val="000000"/>
-                <w:sz w:val="22"/>
-                <w:szCs w:val="22"/>
-                <w:u w:val="none"/>
-                <w:shd w:fill="auto" w:val="clear"/>
-                <w:vertAlign w:val="baseline"/>
-              </w:rPr>
-            </w:pPr>
-            <w:r>
-              <w:rPr>
-                <w:rtl w:val="0"/>
-              </w:rPr>
-            </w:r>
-          </w:p>
-        </w:tc>
-        <w:tc>
-          <w:tcPr/>
-          <w:p>
-            <w:pPr>
-              <w:tabs>
-                <w:tab w:val="left" w:leader="none" w:pos="2320"/>
-              </w:tabs>
-              <w:rPr>
-                <w:rFonts w:ascii="Arial" w:cs="Arial" w:eastAsia="Arial" w:hAnsi="Arial"/>
-              </w:rPr>
-            </w:pPr>
-            <w:r>
-              <w:rPr>
-                <w:rFonts w:ascii="Arial" w:cs="Arial" w:eastAsia="Arial" w:hAnsi="Arial"/>
-                <w:rtl w:val="0"/>
-              </w:rPr>
-              <w:t xml:space="preserve">Database</w:t>
-            </w:r>
-          </w:p>
-        </w:tc>
-        <w:tc>
-          <w:tcPr/>
-          <w:p>
-            <w:pPr>
-              <w:tabs>
-                <w:tab w:val="left" w:leader="none" w:pos="2320"/>
-              </w:tabs>
-              <w:rPr>
-                <w:rFonts w:ascii="Arial" w:cs="Arial" w:eastAsia="Arial" w:hAnsi="Arial"/>
-              </w:rPr>
-            </w:pPr>
-            <w:r>
-              <w:rPr>
-                <w:rFonts w:ascii="Arial" w:cs="Arial" w:eastAsia="Arial" w:hAnsi="Arial"/>
-                <w:rtl w:val="0"/>
-              </w:rPr>
-              <w:t xml:space="preserve">Data Type, Configurations etc.</w:t>
-            </w:r>
-          </w:p>
-        </w:tc>
-        <w:tc>
-          <w:tcPr/>
-          <w:p>
-            <w:pPr>
-              <w:tabs>
-                <w:tab w:val="left" w:leader="none" w:pos="2320"/>
-              </w:tabs>
-              <w:rPr>
-                <w:rFonts w:ascii="Arial" w:cs="Arial" w:eastAsia="Arial" w:hAnsi="Arial"/>
-              </w:rPr>
-            </w:pPr>
-            <w:r>
-              <w:rPr>
-                <w:rFonts w:ascii="Arial" w:cs="Arial" w:eastAsia="Arial" w:hAnsi="Arial"/>
-                <w:rtl w:val="0"/>
-              </w:rPr>
-              <w:t xml:space="preserve">MySQL, NoSQL, etc.</w:t>
+            <w:r>
+              <w:t>5</w:t>
+            </w:r>
+          </w:p>
+        </w:tc>
+        <w:tc>
+          <w:tcPr/>
+          <w:p>
+            <w:r>
+              <w:t>Database</w:t>
+            </w:r>
+          </w:p>
+        </w:tc>
+        <w:tc>
+          <w:tcPr/>
+          <w:p>
+            <w:r>
+              <w:t>User &amp; Meal Data</w:t>
+            </w:r>
+          </w:p>
+        </w:tc>
+        <w:tc>
+          <w:tcPr/>
+          <w:p>
+            <w:r>
+              <w:t>MongoDB, Mongoose</w:t>
             </w:r>
           </w:p>
         </w:tc>
@@ -1619,108 +1197,32 @@
         <w:tc>
           <w:tcPr/>
           <w:p>
-            <w:pPr>
-              <w:keepNext w:val="0"/>
-              <w:keepLines w:val="0"/>
-              <w:widowControl w:val="1"/>
-              <w:numPr>
-                <w:ilvl w:val="0"/>
-                <w:numId w:val="1"/>
-              </w:numPr>
-              <w:pBdr>
-                <w:top w:space="0" w:sz="0" w:val="nil"/>
-                <w:left w:space="0" w:sz="0" w:val="nil"/>
-                <w:bottom w:space="0" w:sz="0" w:val="nil"/>
-                <w:right w:space="0" w:sz="0" w:val="nil"/>
-                <w:between w:space="0" w:sz="0" w:val="nil"/>
-              </w:pBdr>
-              <w:shd w:fill="auto" w:val="clear"/>
-              <w:tabs>
-                <w:tab w:val="left" w:leader="none" w:pos="2320"/>
-              </w:tabs>
-              <w:spacing w:after="160" w:before="0" w:line="259" w:lineRule="auto"/>
-              <w:ind w:left="644" w:right="0" w:hanging="360"/>
-              <w:jc w:val="left"/>
-              <w:rPr>
-                <w:rFonts w:ascii="Arial" w:cs="Arial" w:eastAsia="Arial" w:hAnsi="Arial"/>
-                <w:b w:val="0"/>
-                <w:bCs w:val="0"/>
-                <w:i w:val="0"/>
-                <w:iCs w:val="0"/>
-                <w:smallCaps w:val="0"/>
-                <w:strike w:val="0"/>
-                <w:color w:val="000000"/>
-                <w:sz w:val="22"/>
-                <w:szCs w:val="22"/>
-                <w:u w:val="none"/>
-                <w:shd w:fill="auto" w:val="clear"/>
-                <w:vertAlign w:val="baseline"/>
-              </w:rPr>
-            </w:pPr>
-            <w:r>
-              <w:rPr>
-                <w:rtl w:val="0"/>
-              </w:rPr>
-            </w:r>
-          </w:p>
-        </w:tc>
-        <w:tc>
-          <w:tcPr/>
-          <w:p>
-            <w:pPr>
-              <w:tabs>
-                <w:tab w:val="left" w:leader="none" w:pos="2320"/>
-              </w:tabs>
-              <w:rPr>
-                <w:rFonts w:ascii="Arial" w:cs="Arial" w:eastAsia="Arial" w:hAnsi="Arial"/>
-              </w:rPr>
-            </w:pPr>
-            <w:r>
-              <w:rPr>
-                <w:rFonts w:ascii="Arial" w:cs="Arial" w:eastAsia="Arial" w:hAnsi="Arial"/>
-                <w:rtl w:val="0"/>
-              </w:rPr>
-              <w:t xml:space="preserve">Cloud Database</w:t>
-            </w:r>
-          </w:p>
-        </w:tc>
-        <w:tc>
-          <w:tcPr/>
-          <w:p>
-            <w:pPr>
-              <w:tabs>
-                <w:tab w:val="left" w:leader="none" w:pos="2320"/>
-              </w:tabs>
-              <w:rPr>
-                <w:rFonts w:ascii="Arial" w:cs="Arial" w:eastAsia="Arial" w:hAnsi="Arial"/>
-              </w:rPr>
-            </w:pPr>
-            <w:r>
-              <w:rPr>
-                <w:rFonts w:ascii="Arial" w:cs="Arial" w:eastAsia="Arial" w:hAnsi="Arial"/>
-                <w:rtl w:val="0"/>
-              </w:rPr>
-              <w:t xml:space="preserve">Database Service on Cloud</w:t>
-            </w:r>
-          </w:p>
-        </w:tc>
-        <w:tc>
-          <w:tcPr/>
-          <w:p>
-            <w:pPr>
-              <w:tabs>
-                <w:tab w:val="left" w:leader="none" w:pos="2320"/>
-              </w:tabs>
-              <w:rPr>
-                <w:rFonts w:ascii="Arial" w:cs="Arial" w:eastAsia="Arial" w:hAnsi="Arial"/>
-              </w:rPr>
-            </w:pPr>
-            <w:r>
-              <w:rPr>
-                <w:rFonts w:ascii="Arial" w:cs="Arial" w:eastAsia="Arial" w:hAnsi="Arial"/>
-                <w:rtl w:val="0"/>
-              </w:rPr>
-              <w:t xml:space="preserve">IBM DB2, IBM Cloudant etc.</w:t>
+            <w:r>
+              <w:t>6</w:t>
+            </w:r>
+          </w:p>
+        </w:tc>
+        <w:tc>
+          <w:tcPr/>
+          <w:p>
+            <w:r>
+              <w:t>Cloud Database</w:t>
+            </w:r>
+          </w:p>
+        </w:tc>
+        <w:tc>
+          <w:tcPr/>
+          <w:p>
+            <w:r>
+              <w:t>Not Used</w:t>
+            </w:r>
+          </w:p>
+        </w:tc>
+        <w:tc>
+          <w:tcPr/>
+          <w:p>
+            <w:r>
+              <w:t>N/A</w:t>
             </w:r>
           </w:p>
         </w:tc>
@@ -1734,108 +1236,32 @@
         <w:tc>
           <w:tcPr/>
           <w:p>
-            <w:pPr>
-              <w:keepNext w:val="0"/>
-              <w:keepLines w:val="0"/>
-              <w:widowControl w:val="1"/>
-              <w:numPr>
-                <w:ilvl w:val="0"/>
-                <w:numId w:val="1"/>
-              </w:numPr>
-              <w:pBdr>
-                <w:top w:space="0" w:sz="0" w:val="nil"/>
-                <w:left w:space="0" w:sz="0" w:val="nil"/>
-                <w:bottom w:space="0" w:sz="0" w:val="nil"/>
-                <w:right w:space="0" w:sz="0" w:val="nil"/>
-                <w:between w:space="0" w:sz="0" w:val="nil"/>
-              </w:pBdr>
-              <w:shd w:fill="auto" w:val="clear"/>
-              <w:tabs>
-                <w:tab w:val="left" w:leader="none" w:pos="2320"/>
-              </w:tabs>
-              <w:spacing w:after="160" w:before="0" w:line="259" w:lineRule="auto"/>
-              <w:ind w:left="644" w:right="0" w:hanging="360"/>
-              <w:jc w:val="left"/>
-              <w:rPr>
-                <w:rFonts w:ascii="Arial" w:cs="Arial" w:eastAsia="Arial" w:hAnsi="Arial"/>
-                <w:b w:val="0"/>
-                <w:bCs w:val="0"/>
-                <w:i w:val="0"/>
-                <w:iCs w:val="0"/>
-                <w:smallCaps w:val="0"/>
-                <w:strike w:val="0"/>
-                <w:color w:val="000000"/>
-                <w:sz w:val="22"/>
-                <w:szCs w:val="22"/>
-                <w:u w:val="none"/>
-                <w:shd w:fill="auto" w:val="clear"/>
-                <w:vertAlign w:val="baseline"/>
-              </w:rPr>
-            </w:pPr>
-            <w:r>
-              <w:rPr>
-                <w:rtl w:val="0"/>
-              </w:rPr>
-            </w:r>
-          </w:p>
-        </w:tc>
-        <w:tc>
-          <w:tcPr/>
-          <w:p>
-            <w:pPr>
-              <w:tabs>
-                <w:tab w:val="left" w:leader="none" w:pos="2320"/>
-              </w:tabs>
-              <w:rPr>
-                <w:rFonts w:ascii="Arial" w:cs="Arial" w:eastAsia="Arial" w:hAnsi="Arial"/>
-              </w:rPr>
-            </w:pPr>
-            <w:r>
-              <w:rPr>
-                <w:rFonts w:ascii="Arial" w:cs="Arial" w:eastAsia="Arial" w:hAnsi="Arial"/>
-                <w:rtl w:val="0"/>
-              </w:rPr>
-              <w:t xml:space="preserve">File Storage</w:t>
-            </w:r>
-          </w:p>
-        </w:tc>
-        <w:tc>
-          <w:tcPr/>
-          <w:p>
-            <w:pPr>
-              <w:tabs>
-                <w:tab w:val="left" w:leader="none" w:pos="2320"/>
-              </w:tabs>
-              <w:rPr>
-                <w:rFonts w:ascii="Arial" w:cs="Arial" w:eastAsia="Arial" w:hAnsi="Arial"/>
-              </w:rPr>
-            </w:pPr>
-            <w:r>
-              <w:rPr>
-                <w:rFonts w:ascii="Arial" w:cs="Arial" w:eastAsia="Arial" w:hAnsi="Arial"/>
-                <w:rtl w:val="0"/>
-              </w:rPr>
-              <w:t xml:space="preserve">File storage requirements</w:t>
-            </w:r>
-          </w:p>
-        </w:tc>
-        <w:tc>
-          <w:tcPr/>
-          <w:p>
-            <w:pPr>
-              <w:tabs>
-                <w:tab w:val="left" w:leader="none" w:pos="2320"/>
-              </w:tabs>
-              <w:rPr>
-                <w:rFonts w:ascii="Arial" w:cs="Arial" w:eastAsia="Arial" w:hAnsi="Arial"/>
-              </w:rPr>
-            </w:pPr>
-            <w:r>
-              <w:rPr>
-                <w:rFonts w:ascii="Arial" w:cs="Arial" w:eastAsia="Arial" w:hAnsi="Arial"/>
-                <w:rtl w:val="0"/>
-              </w:rPr>
-              <w:t xml:space="preserve">IBM Block Storage or Other Storage Service or Local Filesystem</w:t>
+            <w:r>
+              <w:t>7</w:t>
+            </w:r>
+          </w:p>
+        </w:tc>
+        <w:tc>
+          <w:tcPr/>
+          <w:p>
+            <w:r>
+              <w:t>File Storage</w:t>
+            </w:r>
+          </w:p>
+        </w:tc>
+        <w:tc>
+          <w:tcPr/>
+          <w:p>
+            <w:r>
+              <w:t>Local</w:t>
+            </w:r>
+          </w:p>
+        </w:tc>
+        <w:tc>
+          <w:tcPr/>
+          <w:p>
+            <w:r>
+              <w:t>Filesystem</w:t>
             </w:r>
           </w:p>
         </w:tc>
@@ -1849,108 +1275,32 @@
         <w:tc>
           <w:tcPr/>
           <w:p>
-            <w:pPr>
-              <w:keepNext w:val="0"/>
-              <w:keepLines w:val="0"/>
-              <w:widowControl w:val="1"/>
-              <w:numPr>
-                <w:ilvl w:val="0"/>
-                <w:numId w:val="1"/>
-              </w:numPr>
-              <w:pBdr>
-                <w:top w:space="0" w:sz="0" w:val="nil"/>
-                <w:left w:space="0" w:sz="0" w:val="nil"/>
-                <w:bottom w:space="0" w:sz="0" w:val="nil"/>
-                <w:right w:space="0" w:sz="0" w:val="nil"/>
-                <w:between w:space="0" w:sz="0" w:val="nil"/>
-              </w:pBdr>
-              <w:shd w:fill="auto" w:val="clear"/>
-              <w:tabs>
-                <w:tab w:val="left" w:leader="none" w:pos="2320"/>
-              </w:tabs>
-              <w:spacing w:after="160" w:before="0" w:line="259" w:lineRule="auto"/>
-              <w:ind w:left="644" w:right="0" w:hanging="360"/>
-              <w:jc w:val="left"/>
-              <w:rPr>
-                <w:rFonts w:ascii="Arial" w:cs="Arial" w:eastAsia="Arial" w:hAnsi="Arial"/>
-                <w:b w:val="0"/>
-                <w:bCs w:val="0"/>
-                <w:i w:val="0"/>
-                <w:iCs w:val="0"/>
-                <w:smallCaps w:val="0"/>
-                <w:strike w:val="0"/>
-                <w:color w:val="000000"/>
-                <w:sz w:val="22"/>
-                <w:szCs w:val="22"/>
-                <w:u w:val="none"/>
-                <w:shd w:fill="auto" w:val="clear"/>
-                <w:vertAlign w:val="baseline"/>
-              </w:rPr>
-            </w:pPr>
-            <w:r>
-              <w:rPr>
-                <w:rtl w:val="0"/>
-              </w:rPr>
-            </w:r>
-          </w:p>
-        </w:tc>
-        <w:tc>
-          <w:tcPr/>
-          <w:p>
-            <w:pPr>
-              <w:tabs>
-                <w:tab w:val="left" w:leader="none" w:pos="2320"/>
-              </w:tabs>
-              <w:rPr>
-                <w:rFonts w:ascii="Arial" w:cs="Arial" w:eastAsia="Arial" w:hAnsi="Arial"/>
-              </w:rPr>
-            </w:pPr>
-            <w:r>
-              <w:rPr>
-                <w:rFonts w:ascii="Arial" w:cs="Arial" w:eastAsia="Arial" w:hAnsi="Arial"/>
-                <w:rtl w:val="0"/>
-              </w:rPr>
-              <w:t xml:space="preserve">External API-1</w:t>
-            </w:r>
-          </w:p>
-        </w:tc>
-        <w:tc>
-          <w:tcPr/>
-          <w:p>
-            <w:pPr>
-              <w:tabs>
-                <w:tab w:val="left" w:leader="none" w:pos="2320"/>
-              </w:tabs>
-              <w:rPr>
-                <w:rFonts w:ascii="Arial" w:cs="Arial" w:eastAsia="Arial" w:hAnsi="Arial"/>
-              </w:rPr>
-            </w:pPr>
-            <w:r>
-              <w:rPr>
-                <w:rFonts w:ascii="Arial" w:cs="Arial" w:eastAsia="Arial" w:hAnsi="Arial"/>
-                <w:rtl w:val="0"/>
-              </w:rPr>
-              <w:t xml:space="preserve">Purpose of External API used in the application</w:t>
-            </w:r>
-          </w:p>
-        </w:tc>
-        <w:tc>
-          <w:tcPr/>
-          <w:p>
-            <w:pPr>
-              <w:tabs>
-                <w:tab w:val="left" w:leader="none" w:pos="2320"/>
-              </w:tabs>
-              <w:rPr>
-                <w:rFonts w:ascii="Arial" w:cs="Arial" w:eastAsia="Arial" w:hAnsi="Arial"/>
-              </w:rPr>
-            </w:pPr>
-            <w:r>
-              <w:rPr>
-                <w:rFonts w:ascii="Arial" w:cs="Arial" w:eastAsia="Arial" w:hAnsi="Arial"/>
-                <w:rtl w:val="0"/>
-              </w:rPr>
-              <w:t xml:space="preserve">IBM Weather API, etc.</w:t>
+            <w:r>
+              <w:t>8</w:t>
+            </w:r>
+          </w:p>
+        </w:tc>
+        <w:tc>
+          <w:tcPr/>
+          <w:p>
+            <w:r>
+              <w:t>External API-1</w:t>
+            </w:r>
+          </w:p>
+        </w:tc>
+        <w:tc>
+          <w:tcPr/>
+          <w:p>
+            <w:r>
+              <w:t>Nutrition Data</w:t>
+            </w:r>
+          </w:p>
+        </w:tc>
+        <w:tc>
+          <w:tcPr/>
+          <w:p>
+            <w:r>
+              <w:t>USDA FoodData Central</w:t>
             </w:r>
           </w:p>
         </w:tc>
@@ -1964,108 +1314,32 @@
         <w:tc>
           <w:tcPr/>
           <w:p>
-            <w:pPr>
-              <w:keepNext w:val="0"/>
-              <w:keepLines w:val="0"/>
-              <w:widowControl w:val="1"/>
-              <w:numPr>
-                <w:ilvl w:val="0"/>
-                <w:numId w:val="1"/>
-              </w:numPr>
-              <w:pBdr>
-                <w:top w:space="0" w:sz="0" w:val="nil"/>
-                <w:left w:space="0" w:sz="0" w:val="nil"/>
-                <w:bottom w:space="0" w:sz="0" w:val="nil"/>
-                <w:right w:space="0" w:sz="0" w:val="nil"/>
-                <w:between w:space="0" w:sz="0" w:val="nil"/>
-              </w:pBdr>
-              <w:shd w:fill="auto" w:val="clear"/>
-              <w:tabs>
-                <w:tab w:val="left" w:leader="none" w:pos="2320"/>
-              </w:tabs>
-              <w:spacing w:after="160" w:before="0" w:line="259" w:lineRule="auto"/>
-              <w:ind w:left="644" w:right="0" w:hanging="360"/>
-              <w:jc w:val="left"/>
-              <w:rPr>
-                <w:rFonts w:ascii="Arial" w:cs="Arial" w:eastAsia="Arial" w:hAnsi="Arial"/>
-                <w:b w:val="0"/>
-                <w:bCs w:val="0"/>
-                <w:i w:val="0"/>
-                <w:iCs w:val="0"/>
-                <w:smallCaps w:val="0"/>
-                <w:strike w:val="0"/>
-                <w:color w:val="000000"/>
-                <w:sz w:val="22"/>
-                <w:szCs w:val="22"/>
-                <w:u w:val="none"/>
-                <w:shd w:fill="auto" w:val="clear"/>
-                <w:vertAlign w:val="baseline"/>
-              </w:rPr>
-            </w:pPr>
-            <w:r>
-              <w:rPr>
-                <w:rtl w:val="0"/>
-              </w:rPr>
-            </w:r>
-          </w:p>
-        </w:tc>
-        <w:tc>
-          <w:tcPr/>
-          <w:p>
-            <w:pPr>
-              <w:tabs>
-                <w:tab w:val="left" w:leader="none" w:pos="2320"/>
-              </w:tabs>
-              <w:rPr>
-                <w:rFonts w:ascii="Arial" w:cs="Arial" w:eastAsia="Arial" w:hAnsi="Arial"/>
-              </w:rPr>
-            </w:pPr>
-            <w:r>
-              <w:rPr>
-                <w:rFonts w:ascii="Arial" w:cs="Arial" w:eastAsia="Arial" w:hAnsi="Arial"/>
-                <w:rtl w:val="0"/>
-              </w:rPr>
-              <w:t xml:space="preserve">External API-2</w:t>
-            </w:r>
-          </w:p>
-        </w:tc>
-        <w:tc>
-          <w:tcPr/>
-          <w:p>
-            <w:pPr>
-              <w:tabs>
-                <w:tab w:val="left" w:leader="none" w:pos="2320"/>
-              </w:tabs>
-              <w:rPr>
-                <w:rFonts w:ascii="Arial" w:cs="Arial" w:eastAsia="Arial" w:hAnsi="Arial"/>
-              </w:rPr>
-            </w:pPr>
-            <w:r>
-              <w:rPr>
-                <w:rFonts w:ascii="Arial" w:cs="Arial" w:eastAsia="Arial" w:hAnsi="Arial"/>
-                <w:rtl w:val="0"/>
-              </w:rPr>
-              <w:t xml:space="preserve">Purpose of External API used in the application</w:t>
-            </w:r>
-          </w:p>
-        </w:tc>
-        <w:tc>
-          <w:tcPr/>
-          <w:p>
-            <w:pPr>
-              <w:tabs>
-                <w:tab w:val="left" w:leader="none" w:pos="2320"/>
-              </w:tabs>
-              <w:rPr>
-                <w:rFonts w:ascii="Arial" w:cs="Arial" w:eastAsia="Arial" w:hAnsi="Arial"/>
-              </w:rPr>
-            </w:pPr>
-            <w:r>
-              <w:rPr>
-                <w:rFonts w:ascii="Arial" w:cs="Arial" w:eastAsia="Arial" w:hAnsi="Arial"/>
-                <w:rtl w:val="0"/>
-              </w:rPr>
-              <w:t xml:space="preserve">Aadhar API, etc.</w:t>
+            <w:r>
+              <w:t>9</w:t>
+            </w:r>
+          </w:p>
+        </w:tc>
+        <w:tc>
+          <w:tcPr/>
+          <w:p>
+            <w:r>
+              <w:t>External API-2</w:t>
+            </w:r>
+          </w:p>
+        </w:tc>
+        <w:tc>
+          <w:tcPr/>
+          <w:p>
+            <w:r>
+              <w:t>Authentication</w:t>
+            </w:r>
+          </w:p>
+        </w:tc>
+        <w:tc>
+          <w:tcPr/>
+          <w:p>
+            <w:r>
+              <w:t>Firebase</w:t>
             </w:r>
           </w:p>
         </w:tc>
@@ -2079,108 +1353,32 @@
         <w:tc>
           <w:tcPr/>
           <w:p>
-            <w:pPr>
-              <w:keepNext w:val="0"/>
-              <w:keepLines w:val="0"/>
-              <w:widowControl w:val="1"/>
-              <w:numPr>
-                <w:ilvl w:val="0"/>
-                <w:numId w:val="1"/>
-              </w:numPr>
-              <w:pBdr>
-                <w:top w:space="0" w:sz="0" w:val="nil"/>
-                <w:left w:space="0" w:sz="0" w:val="nil"/>
-                <w:bottom w:space="0" w:sz="0" w:val="nil"/>
-                <w:right w:space="0" w:sz="0" w:val="nil"/>
-                <w:between w:space="0" w:sz="0" w:val="nil"/>
-              </w:pBdr>
-              <w:shd w:fill="auto" w:val="clear"/>
-              <w:tabs>
-                <w:tab w:val="left" w:leader="none" w:pos="2320"/>
-              </w:tabs>
-              <w:spacing w:after="160" w:before="0" w:line="259" w:lineRule="auto"/>
-              <w:ind w:left="644" w:right="0" w:hanging="360"/>
-              <w:jc w:val="left"/>
-              <w:rPr>
-                <w:rFonts w:ascii="Arial" w:cs="Arial" w:eastAsia="Arial" w:hAnsi="Arial"/>
-                <w:b w:val="0"/>
-                <w:bCs w:val="0"/>
-                <w:i w:val="0"/>
-                <w:iCs w:val="0"/>
-                <w:smallCaps w:val="0"/>
-                <w:strike w:val="0"/>
-                <w:color w:val="000000"/>
-                <w:sz w:val="22"/>
-                <w:szCs w:val="22"/>
-                <w:u w:val="none"/>
-                <w:shd w:fill="auto" w:val="clear"/>
-                <w:vertAlign w:val="baseline"/>
-              </w:rPr>
-            </w:pPr>
-            <w:r>
-              <w:rPr>
-                <w:rtl w:val="0"/>
-              </w:rPr>
-            </w:r>
-          </w:p>
-        </w:tc>
-        <w:tc>
-          <w:tcPr/>
-          <w:p>
-            <w:pPr>
-              <w:tabs>
-                <w:tab w:val="left" w:leader="none" w:pos="2320"/>
-              </w:tabs>
-              <w:rPr>
-                <w:rFonts w:ascii="Arial" w:cs="Arial" w:eastAsia="Arial" w:hAnsi="Arial"/>
-              </w:rPr>
-            </w:pPr>
-            <w:r>
-              <w:rPr>
-                <w:rFonts w:ascii="Arial" w:cs="Arial" w:eastAsia="Arial" w:hAnsi="Arial"/>
-                <w:rtl w:val="0"/>
-              </w:rPr>
-              <w:t xml:space="preserve">Machine Learning Model</w:t>
-            </w:r>
-          </w:p>
-        </w:tc>
-        <w:tc>
-          <w:tcPr/>
-          <w:p>
-            <w:pPr>
-              <w:tabs>
-                <w:tab w:val="left" w:leader="none" w:pos="2320"/>
-              </w:tabs>
-              <w:rPr>
-                <w:rFonts w:ascii="Arial" w:cs="Arial" w:eastAsia="Arial" w:hAnsi="Arial"/>
-              </w:rPr>
-            </w:pPr>
-            <w:r>
-              <w:rPr>
-                <w:rFonts w:ascii="Arial" w:cs="Arial" w:eastAsia="Arial" w:hAnsi="Arial"/>
-                <w:rtl w:val="0"/>
-              </w:rPr>
-              <w:t xml:space="preserve">Purpose of Machine Learning Model</w:t>
-            </w:r>
-          </w:p>
-        </w:tc>
-        <w:tc>
-          <w:tcPr/>
-          <w:p>
-            <w:pPr>
-              <w:tabs>
-                <w:tab w:val="left" w:leader="none" w:pos="2320"/>
-              </w:tabs>
-              <w:rPr>
-                <w:rFonts w:ascii="Arial" w:cs="Arial" w:eastAsia="Arial" w:hAnsi="Arial"/>
-              </w:rPr>
-            </w:pPr>
-            <w:r>
-              <w:rPr>
-                <w:rFonts w:ascii="Arial" w:cs="Arial" w:eastAsia="Arial" w:hAnsi="Arial"/>
-                <w:rtl w:val="0"/>
-              </w:rPr>
-              <w:t xml:space="preserve">Object Recognition Model, etc.</w:t>
+            <w:r>
+              <w:t>10</w:t>
+            </w:r>
+          </w:p>
+        </w:tc>
+        <w:tc>
+          <w:tcPr/>
+          <w:p>
+            <w:r>
+              <w:t>Machine Learning Model</w:t>
+            </w:r>
+          </w:p>
+        </w:tc>
+        <w:tc>
+          <w:tcPr/>
+          <w:p>
+            <w:r>
+              <w:t>Not Used</w:t>
+            </w:r>
+          </w:p>
+        </w:tc>
+        <w:tc>
+          <w:tcPr/>
+          <w:p>
+            <w:r>
+              <w:t>N/A</w:t>
             </w:r>
           </w:p>
         </w:tc>
@@ -2194,142 +1392,32 @@
         <w:tc>
           <w:tcPr/>
           <w:p>
-            <w:pPr>
-              <w:keepNext w:val="0"/>
-              <w:keepLines w:val="0"/>
-              <w:widowControl w:val="1"/>
-              <w:numPr>
-                <w:ilvl w:val="0"/>
-                <w:numId w:val="1"/>
-              </w:numPr>
-              <w:pBdr>
-                <w:top w:space="0" w:sz="0" w:val="nil"/>
-                <w:left w:space="0" w:sz="0" w:val="nil"/>
-                <w:bottom w:space="0" w:sz="0" w:val="nil"/>
-                <w:right w:space="0" w:sz="0" w:val="nil"/>
-                <w:between w:space="0" w:sz="0" w:val="nil"/>
-              </w:pBdr>
-              <w:shd w:fill="auto" w:val="clear"/>
-              <w:tabs>
-                <w:tab w:val="left" w:leader="none" w:pos="2320"/>
-              </w:tabs>
-              <w:spacing w:after="160" w:before="0" w:line="259" w:lineRule="auto"/>
-              <w:ind w:left="644" w:right="0" w:hanging="360"/>
-              <w:jc w:val="left"/>
-              <w:rPr>
-                <w:rFonts w:ascii="Arial" w:cs="Arial" w:eastAsia="Arial" w:hAnsi="Arial"/>
-                <w:b w:val="0"/>
-                <w:bCs w:val="0"/>
-                <w:i w:val="0"/>
-                <w:iCs w:val="0"/>
-                <w:smallCaps w:val="0"/>
-                <w:strike w:val="0"/>
-                <w:color w:val="000000"/>
-                <w:sz w:val="22"/>
-                <w:szCs w:val="22"/>
-                <w:u w:val="none"/>
-                <w:shd w:fill="auto" w:val="clear"/>
-                <w:vertAlign w:val="baseline"/>
-              </w:rPr>
-            </w:pPr>
-            <w:r>
-              <w:rPr>
-                <w:rtl w:val="0"/>
-              </w:rPr>
-            </w:r>
-          </w:p>
-        </w:tc>
-        <w:tc>
-          <w:tcPr/>
-          <w:p>
-            <w:pPr>
-              <w:tabs>
-                <w:tab w:val="left" w:leader="none" w:pos="2320"/>
-              </w:tabs>
-              <w:rPr>
-                <w:rFonts w:ascii="Arial" w:cs="Arial" w:eastAsia="Arial" w:hAnsi="Arial"/>
-              </w:rPr>
-            </w:pPr>
-            <w:r>
-              <w:rPr>
-                <w:rFonts w:ascii="Arial" w:cs="Arial" w:eastAsia="Arial" w:hAnsi="Arial"/>
-                <w:rtl w:val="0"/>
-              </w:rPr>
-              <w:t xml:space="preserve">Infrastructure (Server / Cloud)</w:t>
-            </w:r>
-          </w:p>
-        </w:tc>
-        <w:tc>
-          <w:tcPr/>
-          <w:p>
-            <w:pPr>
-              <w:tabs>
-                <w:tab w:val="left" w:leader="none" w:pos="2320"/>
-              </w:tabs>
-              <w:rPr>
-                <w:rFonts w:ascii="Arial" w:cs="Arial" w:eastAsia="Arial" w:hAnsi="Arial"/>
-              </w:rPr>
-            </w:pPr>
-            <w:r>
-              <w:rPr>
-                <w:rFonts w:ascii="Arial" w:cs="Arial" w:eastAsia="Arial" w:hAnsi="Arial"/>
-                <w:rtl w:val="0"/>
-              </w:rPr>
-              <w:t xml:space="preserve">Application Deployment on Local System / Cloud</w:t>
-            </w:r>
-          </w:p>
-          <w:p>
-            <w:pPr>
-              <w:tabs>
-                <w:tab w:val="left" w:leader="none" w:pos="2320"/>
-              </w:tabs>
-              <w:rPr>
-                <w:rFonts w:ascii="Arial" w:cs="Arial" w:eastAsia="Arial" w:hAnsi="Arial"/>
-              </w:rPr>
-            </w:pPr>
-            <w:r>
-              <w:rPr>
-                <w:rFonts w:ascii="Arial" w:cs="Arial" w:eastAsia="Arial" w:hAnsi="Arial"/>
-                <w:rtl w:val="0"/>
-              </w:rPr>
-              <w:t xml:space="preserve">Local Server Configuration:</w:t>
-            </w:r>
-          </w:p>
-          <w:p>
-            <w:pPr>
-              <w:tabs>
-                <w:tab w:val="left" w:leader="none" w:pos="2320"/>
-              </w:tabs>
-              <w:rPr>
-                <w:rFonts w:ascii="Arial" w:cs="Arial" w:eastAsia="Arial" w:hAnsi="Arial"/>
-              </w:rPr>
-            </w:pPr>
-            <w:r>
-              <w:rPr>
-                <w:rFonts w:ascii="Arial" w:cs="Arial" w:eastAsia="Arial" w:hAnsi="Arial"/>
-                <w:rtl w:val="0"/>
-              </w:rPr>
-              <w:t xml:space="preserve">Cloud Server Configuration : </w:t>
-            </w:r>
-          </w:p>
-        </w:tc>
-        <w:tc>
-          <w:tcPr/>
-          <w:p>
-            <w:pPr>
-              <w:tabs>
-                <w:tab w:val="left" w:leader="none" w:pos="2320"/>
-              </w:tabs>
-              <w:rPr>
-                <w:rFonts w:ascii="Arial" w:cs="Arial" w:eastAsia="Arial" w:hAnsi="Arial"/>
-              </w:rPr>
-            </w:pPr>
-            <w:r>
-              <w:rPr>
-                <w:rFonts w:ascii="Arial" w:cs="Arial" w:eastAsia="Arial" w:hAnsi="Arial"/>
-                <w:rtl w:val="0"/>
-              </w:rPr>
-              <w:t xml:space="preserve">Local, Cloud Foundry, Kubernetes, etc.</w:t>
+            <w:r>
+              <w:t>11</w:t>
+            </w:r>
+          </w:p>
+        </w:tc>
+        <w:tc>
+          <w:tcPr/>
+          <w:p>
+            <w:r>
+              <w:t>Infrastructure</w:t>
+            </w:r>
+          </w:p>
+        </w:tc>
+        <w:tc>
+          <w:tcPr/>
+          <w:p>
+            <w:r>
+              <w:t>Local Deployment</w:t>
+            </w:r>
+          </w:p>
+        </w:tc>
+        <w:tc>
+          <w:tcPr/>
+          <w:p>
+            <w:r>
+              <w:t>Node.js, MongoDB</w:t>
             </w:r>
           </w:p>
         </w:tc>
@@ -2515,108 +1603,32 @@
         <w:tc>
           <w:tcPr/>
           <w:p>
-            <w:pPr>
-              <w:keepNext w:val="0"/>
-              <w:keepLines w:val="0"/>
-              <w:widowControl w:val="1"/>
-              <w:numPr>
-                <w:ilvl w:val="0"/>
-                <w:numId w:val="2"/>
-              </w:numPr>
-              <w:pBdr>
-                <w:top w:space="0" w:sz="0" w:val="nil"/>
-                <w:left w:space="0" w:sz="0" w:val="nil"/>
-                <w:bottom w:space="0" w:sz="0" w:val="nil"/>
-                <w:right w:space="0" w:sz="0" w:val="nil"/>
-                <w:between w:space="0" w:sz="0" w:val="nil"/>
-              </w:pBdr>
-              <w:shd w:fill="auto" w:val="clear"/>
-              <w:tabs>
-                <w:tab w:val="left" w:leader="none" w:pos="2320"/>
-              </w:tabs>
-              <w:spacing w:after="160" w:before="0" w:line="259" w:lineRule="auto"/>
-              <w:ind w:left="644" w:right="0" w:hanging="360"/>
-              <w:jc w:val="left"/>
-              <w:rPr>
-                <w:rFonts w:ascii="Arial" w:cs="Arial" w:eastAsia="Arial" w:hAnsi="Arial"/>
-                <w:b w:val="0"/>
-                <w:bCs w:val="0"/>
-                <w:i w:val="0"/>
-                <w:iCs w:val="0"/>
-                <w:smallCaps w:val="0"/>
-                <w:strike w:val="0"/>
-                <w:color w:val="000000"/>
-                <w:sz w:val="22"/>
-                <w:szCs w:val="22"/>
-                <w:u w:val="none"/>
-                <w:shd w:fill="auto" w:val="clear"/>
-                <w:vertAlign w:val="baseline"/>
-              </w:rPr>
-            </w:pPr>
-            <w:r>
-              <w:rPr>
-                <w:rtl w:val="0"/>
-              </w:rPr>
-            </w:r>
-          </w:p>
-        </w:tc>
-        <w:tc>
-          <w:tcPr/>
-          <w:p>
-            <w:pPr>
-              <w:tabs>
-                <w:tab w:val="left" w:leader="none" w:pos="2320"/>
-              </w:tabs>
-              <w:rPr>
-                <w:rFonts w:ascii="Arial" w:cs="Arial" w:eastAsia="Arial" w:hAnsi="Arial"/>
-              </w:rPr>
-            </w:pPr>
-            <w:r>
-              <w:rPr>
-                <w:rFonts w:ascii="Arial" w:cs="Arial" w:eastAsia="Arial" w:hAnsi="Arial"/>
-                <w:rtl w:val="0"/>
-              </w:rPr>
-              <w:t xml:space="preserve">Open-Source Frameworks</w:t>
-            </w:r>
-          </w:p>
-        </w:tc>
-        <w:tc>
-          <w:tcPr/>
-          <w:p>
-            <w:pPr>
-              <w:tabs>
-                <w:tab w:val="left" w:leader="none" w:pos="2320"/>
-              </w:tabs>
-              <w:rPr>
-                <w:rFonts w:ascii="Arial" w:cs="Arial" w:eastAsia="Arial" w:hAnsi="Arial"/>
-              </w:rPr>
-            </w:pPr>
-            <w:r>
-              <w:rPr>
-                <w:rFonts w:ascii="Arial" w:cs="Arial" w:eastAsia="Arial" w:hAnsi="Arial"/>
-                <w:rtl w:val="0"/>
-              </w:rPr>
-              <w:t xml:space="preserve">List the open-source frameworks used</w:t>
-            </w:r>
-          </w:p>
-        </w:tc>
-        <w:tc>
-          <w:tcPr/>
-          <w:p>
-            <w:pPr>
-              <w:tabs>
-                <w:tab w:val="left" w:leader="none" w:pos="2320"/>
-              </w:tabs>
-              <w:rPr>
-                <w:rFonts w:ascii="Arial" w:cs="Arial" w:eastAsia="Arial" w:hAnsi="Arial"/>
-              </w:rPr>
-            </w:pPr>
-            <w:r>
-              <w:rPr>
-                <w:rFonts w:ascii="Arial" w:cs="Arial" w:eastAsia="Arial" w:hAnsi="Arial"/>
-                <w:rtl w:val="0"/>
-              </w:rPr>
-              <w:t xml:space="preserve">Technology of Opensource framework</w:t>
+            <w:r>
+              <w:t>1</w:t>
+            </w:r>
+          </w:p>
+        </w:tc>
+        <w:tc>
+          <w:tcPr/>
+          <w:p>
+            <w:r>
+              <w:t>Open-Source Frameworks</w:t>
+            </w:r>
+          </w:p>
+        </w:tc>
+        <w:tc>
+          <w:tcPr/>
+          <w:p>
+            <w:r>
+              <w:t>Frontend &amp; Backend frameworks</w:t>
+            </w:r>
+          </w:p>
+        </w:tc>
+        <w:tc>
+          <w:tcPr/>
+          <w:p>
+            <w:r>
+              <w:t>React, Express, Bootstrap</w:t>
             </w:r>
           </w:p>
         </w:tc>
@@ -2630,108 +1642,32 @@
         <w:tc>
           <w:tcPr/>
           <w:p>
-            <w:pPr>
-              <w:keepNext w:val="0"/>
-              <w:keepLines w:val="0"/>
-              <w:widowControl w:val="1"/>
-              <w:numPr>
-                <w:ilvl w:val="0"/>
-                <w:numId w:val="2"/>
-              </w:numPr>
-              <w:pBdr>
-                <w:top w:space="0" w:sz="0" w:val="nil"/>
-                <w:left w:space="0" w:sz="0" w:val="nil"/>
-                <w:bottom w:space="0" w:sz="0" w:val="nil"/>
-                <w:right w:space="0" w:sz="0" w:val="nil"/>
-                <w:between w:space="0" w:sz="0" w:val="nil"/>
-              </w:pBdr>
-              <w:shd w:fill="auto" w:val="clear"/>
-              <w:tabs>
-                <w:tab w:val="left" w:leader="none" w:pos="2320"/>
-              </w:tabs>
-              <w:spacing w:after="160" w:before="0" w:line="259" w:lineRule="auto"/>
-              <w:ind w:left="644" w:right="0" w:hanging="360"/>
-              <w:jc w:val="left"/>
-              <w:rPr>
-                <w:rFonts w:ascii="Arial" w:cs="Arial" w:eastAsia="Arial" w:hAnsi="Arial"/>
-                <w:b w:val="0"/>
-                <w:bCs w:val="0"/>
-                <w:i w:val="0"/>
-                <w:iCs w:val="0"/>
-                <w:smallCaps w:val="0"/>
-                <w:strike w:val="0"/>
-                <w:color w:val="000000"/>
-                <w:sz w:val="22"/>
-                <w:szCs w:val="22"/>
-                <w:u w:val="none"/>
-                <w:shd w:fill="auto" w:val="clear"/>
-                <w:vertAlign w:val="baseline"/>
-              </w:rPr>
-            </w:pPr>
-            <w:r>
-              <w:rPr>
-                <w:rtl w:val="0"/>
-              </w:rPr>
-            </w:r>
-          </w:p>
-        </w:tc>
-        <w:tc>
-          <w:tcPr/>
-          <w:p>
-            <w:pPr>
-              <w:tabs>
-                <w:tab w:val="left" w:leader="none" w:pos="2320"/>
-              </w:tabs>
-              <w:rPr>
-                <w:rFonts w:ascii="Arial" w:cs="Arial" w:eastAsia="Arial" w:hAnsi="Arial"/>
-              </w:rPr>
-            </w:pPr>
-            <w:r>
-              <w:rPr>
-                <w:rFonts w:ascii="Arial" w:cs="Arial" w:eastAsia="Arial" w:hAnsi="Arial"/>
-                <w:rtl w:val="0"/>
-              </w:rPr>
-              <w:t xml:space="preserve">Security Implementations</w:t>
-            </w:r>
-          </w:p>
-        </w:tc>
-        <w:tc>
-          <w:tcPr/>
-          <w:p>
-            <w:pPr>
-              <w:tabs>
-                <w:tab w:val="left" w:leader="none" w:pos="2320"/>
-              </w:tabs>
-              <w:rPr>
-                <w:rFonts w:ascii="Arial" w:cs="Arial" w:eastAsia="Arial" w:hAnsi="Arial"/>
-              </w:rPr>
-            </w:pPr>
-            <w:r>
-              <w:rPr>
-                <w:rFonts w:ascii="Arial" w:cs="Arial" w:eastAsia="Arial" w:hAnsi="Arial"/>
-                <w:rtl w:val="0"/>
-              </w:rPr>
-              <w:t xml:space="preserve">List all the security / access controls implemented, use of firewalls etc.</w:t>
-            </w:r>
-          </w:p>
-        </w:tc>
-        <w:tc>
-          <w:tcPr/>
-          <w:p>
-            <w:pPr>
-              <w:tabs>
-                <w:tab w:val="left" w:leader="none" w:pos="2320"/>
-              </w:tabs>
-              <w:rPr>
-                <w:rFonts w:ascii="Arial" w:cs="Arial" w:eastAsia="Arial" w:hAnsi="Arial"/>
-              </w:rPr>
-            </w:pPr>
-            <w:r>
-              <w:rPr>
-                <w:rFonts w:ascii="Arial" w:cs="Arial" w:eastAsia="Arial" w:hAnsi="Arial"/>
-                <w:rtl w:val="0"/>
-              </w:rPr>
-              <w:t xml:space="preserve">e.g. SHA-256, Encryptions, IAM Controls, OWASP etc.</w:t>
+            <w:r>
+              <w:t>2</w:t>
+            </w:r>
+          </w:p>
+        </w:tc>
+        <w:tc>
+          <w:tcPr/>
+          <w:p>
+            <w:r>
+              <w:t>Security Implementations</w:t>
+            </w:r>
+          </w:p>
+        </w:tc>
+        <w:tc>
+          <w:tcPr/>
+          <w:p>
+            <w:r>
+              <w:t>Authentication &amp; authorization</w:t>
+            </w:r>
+          </w:p>
+        </w:tc>
+        <w:tc>
+          <w:tcPr/>
+          <w:p>
+            <w:r>
+              <w:t>Firebase Auth, JWT, bcrypt</w:t>
             </w:r>
           </w:p>
         </w:tc>
@@ -2745,108 +1681,32 @@
         <w:tc>
           <w:tcPr/>
           <w:p>
-            <w:pPr>
-              <w:keepNext w:val="0"/>
-              <w:keepLines w:val="0"/>
-              <w:widowControl w:val="1"/>
-              <w:numPr>
-                <w:ilvl w:val="0"/>
-                <w:numId w:val="2"/>
-              </w:numPr>
-              <w:pBdr>
-                <w:top w:space="0" w:sz="0" w:val="nil"/>
-                <w:left w:space="0" w:sz="0" w:val="nil"/>
-                <w:bottom w:space="0" w:sz="0" w:val="nil"/>
-                <w:right w:space="0" w:sz="0" w:val="nil"/>
-                <w:between w:space="0" w:sz="0" w:val="nil"/>
-              </w:pBdr>
-              <w:shd w:fill="auto" w:val="clear"/>
-              <w:tabs>
-                <w:tab w:val="left" w:leader="none" w:pos="2320"/>
-              </w:tabs>
-              <w:spacing w:after="160" w:before="0" w:line="259" w:lineRule="auto"/>
-              <w:ind w:left="644" w:right="0" w:hanging="360"/>
-              <w:jc w:val="left"/>
-              <w:rPr>
-                <w:rFonts w:ascii="Arial" w:cs="Arial" w:eastAsia="Arial" w:hAnsi="Arial"/>
-                <w:b w:val="0"/>
-                <w:bCs w:val="0"/>
-                <w:i w:val="0"/>
-                <w:iCs w:val="0"/>
-                <w:smallCaps w:val="0"/>
-                <w:strike w:val="0"/>
-                <w:color w:val="000000"/>
-                <w:sz w:val="22"/>
-                <w:szCs w:val="22"/>
-                <w:u w:val="none"/>
-                <w:shd w:fill="auto" w:val="clear"/>
-                <w:vertAlign w:val="baseline"/>
-              </w:rPr>
-            </w:pPr>
-            <w:r>
-              <w:rPr>
-                <w:rtl w:val="0"/>
-              </w:rPr>
-            </w:r>
-          </w:p>
-        </w:tc>
-        <w:tc>
-          <w:tcPr/>
-          <w:p>
-            <w:pPr>
-              <w:tabs>
-                <w:tab w:val="left" w:leader="none" w:pos="2320"/>
-              </w:tabs>
-              <w:rPr>
-                <w:rFonts w:ascii="Arial" w:cs="Arial" w:eastAsia="Arial" w:hAnsi="Arial"/>
-              </w:rPr>
-            </w:pPr>
-            <w:r>
-              <w:rPr>
-                <w:rFonts w:ascii="Arial" w:cs="Arial" w:eastAsia="Arial" w:hAnsi="Arial"/>
-                <w:rtl w:val="0"/>
-              </w:rPr>
-              <w:t xml:space="preserve">Scalable Architecture</w:t>
-            </w:r>
-          </w:p>
-        </w:tc>
-        <w:tc>
-          <w:tcPr/>
-          <w:p>
-            <w:pPr>
-              <w:tabs>
-                <w:tab w:val="left" w:leader="none" w:pos="2320"/>
-              </w:tabs>
-              <w:rPr>
-                <w:rFonts w:ascii="Arial" w:cs="Arial" w:eastAsia="Arial" w:hAnsi="Arial"/>
-              </w:rPr>
-            </w:pPr>
-            <w:r>
-              <w:rPr>
-                <w:rFonts w:ascii="Arial" w:cs="Arial" w:eastAsia="Arial" w:hAnsi="Arial"/>
-                <w:rtl w:val="0"/>
-              </w:rPr>
-              <w:t xml:space="preserve">Justify the scalability of architecture (3 – tier, Micro-services)</w:t>
-            </w:r>
-          </w:p>
-        </w:tc>
-        <w:tc>
-          <w:tcPr/>
-          <w:p>
-            <w:pPr>
-              <w:tabs>
-                <w:tab w:val="left" w:leader="none" w:pos="2320"/>
-              </w:tabs>
-              <w:rPr>
-                <w:rFonts w:ascii="Arial" w:cs="Arial" w:eastAsia="Arial" w:hAnsi="Arial"/>
-              </w:rPr>
-            </w:pPr>
-            <w:r>
-              <w:rPr>
-                <w:rFonts w:ascii="Arial" w:cs="Arial" w:eastAsia="Arial" w:hAnsi="Arial"/>
-                <w:rtl w:val="0"/>
-              </w:rPr>
-              <w:t xml:space="preserve">Technology used</w:t>
+            <w:r>
+              <w:t>3</w:t>
+            </w:r>
+          </w:p>
+        </w:tc>
+        <w:tc>
+          <w:tcPr/>
+          <w:p>
+            <w:r>
+              <w:t>Scalable Architecture</w:t>
+            </w:r>
+          </w:p>
+        </w:tc>
+        <w:tc>
+          <w:tcPr/>
+          <w:p>
+            <w:r>
+              <w:t>Three-tier architecture</w:t>
+            </w:r>
+          </w:p>
+        </w:tc>
+        <w:tc>
+          <w:tcPr/>
+          <w:p>
+            <w:r>
+              <w:t>React + Express + MongoDB</w:t>
             </w:r>
           </w:p>
         </w:tc>
@@ -2860,108 +1720,32 @@
         <w:tc>
           <w:tcPr/>
           <w:p>
-            <w:pPr>
-              <w:keepNext w:val="0"/>
-              <w:keepLines w:val="0"/>
-              <w:widowControl w:val="1"/>
-              <w:numPr>
-                <w:ilvl w:val="0"/>
-                <w:numId w:val="2"/>
-              </w:numPr>
-              <w:pBdr>
-                <w:top w:space="0" w:sz="0" w:val="nil"/>
-                <w:left w:space="0" w:sz="0" w:val="nil"/>
-                <w:bottom w:space="0" w:sz="0" w:val="nil"/>
-                <w:right w:space="0" w:sz="0" w:val="nil"/>
-                <w:between w:space="0" w:sz="0" w:val="nil"/>
-              </w:pBdr>
-              <w:shd w:fill="auto" w:val="clear"/>
-              <w:tabs>
-                <w:tab w:val="left" w:leader="none" w:pos="2320"/>
-              </w:tabs>
-              <w:spacing w:after="160" w:before="0" w:line="259" w:lineRule="auto"/>
-              <w:ind w:left="644" w:right="0" w:hanging="360"/>
-              <w:jc w:val="left"/>
-              <w:rPr>
-                <w:rFonts w:ascii="Arial" w:cs="Arial" w:eastAsia="Arial" w:hAnsi="Arial"/>
-                <w:b w:val="0"/>
-                <w:bCs w:val="0"/>
-                <w:i w:val="0"/>
-                <w:iCs w:val="0"/>
-                <w:smallCaps w:val="0"/>
-                <w:strike w:val="0"/>
-                <w:color w:val="000000"/>
-                <w:sz w:val="22"/>
-                <w:szCs w:val="22"/>
-                <w:u w:val="none"/>
-                <w:shd w:fill="auto" w:val="clear"/>
-                <w:vertAlign w:val="baseline"/>
-              </w:rPr>
-            </w:pPr>
-            <w:r>
-              <w:rPr>
-                <w:rtl w:val="0"/>
-              </w:rPr>
-            </w:r>
-          </w:p>
-        </w:tc>
-        <w:tc>
-          <w:tcPr/>
-          <w:p>
-            <w:pPr>
-              <w:tabs>
-                <w:tab w:val="left" w:leader="none" w:pos="2320"/>
-              </w:tabs>
-              <w:rPr>
-                <w:rFonts w:ascii="Arial" w:cs="Arial" w:eastAsia="Arial" w:hAnsi="Arial"/>
-              </w:rPr>
-            </w:pPr>
-            <w:r>
-              <w:rPr>
-                <w:rFonts w:ascii="Arial" w:cs="Arial" w:eastAsia="Arial" w:hAnsi="Arial"/>
-                <w:rtl w:val="0"/>
-              </w:rPr>
-              <w:t xml:space="preserve">Availability</w:t>
-            </w:r>
-          </w:p>
-        </w:tc>
-        <w:tc>
-          <w:tcPr/>
-          <w:p>
-            <w:pPr>
-              <w:tabs>
-                <w:tab w:val="left" w:leader="none" w:pos="2320"/>
-              </w:tabs>
-              <w:rPr>
-                <w:rFonts w:ascii="Arial" w:cs="Arial" w:eastAsia="Arial" w:hAnsi="Arial"/>
-              </w:rPr>
-            </w:pPr>
-            <w:r>
-              <w:rPr>
-                <w:rFonts w:ascii="Arial" w:cs="Arial" w:eastAsia="Arial" w:hAnsi="Arial"/>
-                <w:rtl w:val="0"/>
-              </w:rPr>
-              <w:t xml:space="preserve">Justify the availability of application (e.g. use of load balancers, distributed servers etc.)</w:t>
-            </w:r>
-          </w:p>
-        </w:tc>
-        <w:tc>
-          <w:tcPr/>
-          <w:p>
-            <w:pPr>
-              <w:tabs>
-                <w:tab w:val="left" w:leader="none" w:pos="2320"/>
-              </w:tabs>
-              <w:rPr>
-                <w:rFonts w:ascii="Arial" w:cs="Arial" w:eastAsia="Arial" w:hAnsi="Arial"/>
-              </w:rPr>
-            </w:pPr>
-            <w:r>
-              <w:rPr>
-                <w:rFonts w:ascii="Arial" w:cs="Arial" w:eastAsia="Arial" w:hAnsi="Arial"/>
-                <w:rtl w:val="0"/>
-              </w:rPr>
-              <w:t xml:space="preserve">Technology used</w:t>
+            <w:r>
+              <w:t>4</w:t>
+            </w:r>
+          </w:p>
+        </w:tc>
+        <w:tc>
+          <w:tcPr/>
+          <w:p>
+            <w:r>
+              <w:t>Availability</w:t>
+            </w:r>
+          </w:p>
+        </w:tc>
+        <w:tc>
+          <w:tcPr/>
+          <w:p>
+            <w:r>
+              <w:t>Runs on local/cloud</w:t>
+            </w:r>
+          </w:p>
+        </w:tc>
+        <w:tc>
+          <w:tcPr/>
+          <w:p>
+            <w:r>
+              <w:t>Node.js</w:t>
             </w:r>
           </w:p>
         </w:tc>
@@ -2975,108 +1759,32 @@
         <w:tc>
           <w:tcPr/>
           <w:p>
-            <w:pPr>
-              <w:keepNext w:val="0"/>
-              <w:keepLines w:val="0"/>
-              <w:widowControl w:val="1"/>
-              <w:numPr>
-                <w:ilvl w:val="0"/>
-                <w:numId w:val="2"/>
-              </w:numPr>
-              <w:pBdr>
-                <w:top w:space="0" w:sz="0" w:val="nil"/>
-                <w:left w:space="0" w:sz="0" w:val="nil"/>
-                <w:bottom w:space="0" w:sz="0" w:val="nil"/>
-                <w:right w:space="0" w:sz="0" w:val="nil"/>
-                <w:between w:space="0" w:sz="0" w:val="nil"/>
-              </w:pBdr>
-              <w:shd w:fill="auto" w:val="clear"/>
-              <w:tabs>
-                <w:tab w:val="left" w:leader="none" w:pos="2320"/>
-              </w:tabs>
-              <w:spacing w:after="160" w:before="0" w:line="259" w:lineRule="auto"/>
-              <w:ind w:left="644" w:right="0" w:hanging="360"/>
-              <w:jc w:val="left"/>
-              <w:rPr>
-                <w:rFonts w:ascii="Arial" w:cs="Arial" w:eastAsia="Arial" w:hAnsi="Arial"/>
-                <w:b w:val="0"/>
-                <w:bCs w:val="0"/>
-                <w:i w:val="0"/>
-                <w:iCs w:val="0"/>
-                <w:smallCaps w:val="0"/>
-                <w:strike w:val="0"/>
-                <w:color w:val="000000"/>
-                <w:sz w:val="22"/>
-                <w:szCs w:val="22"/>
-                <w:u w:val="none"/>
-                <w:shd w:fill="auto" w:val="clear"/>
-                <w:vertAlign w:val="baseline"/>
-              </w:rPr>
-            </w:pPr>
-            <w:r>
-              <w:rPr>
-                <w:rtl w:val="0"/>
-              </w:rPr>
-            </w:r>
-          </w:p>
-        </w:tc>
-        <w:tc>
-          <w:tcPr/>
-          <w:p>
-            <w:pPr>
-              <w:tabs>
-                <w:tab w:val="left" w:leader="none" w:pos="2320"/>
-              </w:tabs>
-              <w:rPr>
-                <w:rFonts w:ascii="Arial" w:cs="Arial" w:eastAsia="Arial" w:hAnsi="Arial"/>
-              </w:rPr>
-            </w:pPr>
-            <w:r>
-              <w:rPr>
-                <w:rFonts w:ascii="Arial" w:cs="Arial" w:eastAsia="Arial" w:hAnsi="Arial"/>
-                <w:rtl w:val="0"/>
-              </w:rPr>
-              <w:t xml:space="preserve">Performance</w:t>
-            </w:r>
-          </w:p>
-        </w:tc>
-        <w:tc>
-          <w:tcPr/>
-          <w:p>
-            <w:pPr>
-              <w:tabs>
-                <w:tab w:val="left" w:leader="none" w:pos="2320"/>
-              </w:tabs>
-              <w:rPr>
-                <w:rFonts w:ascii="Arial" w:cs="Arial" w:eastAsia="Arial" w:hAnsi="Arial"/>
-              </w:rPr>
-            </w:pPr>
-            <w:r>
-              <w:rPr>
-                <w:rFonts w:ascii="Arial" w:cs="Arial" w:eastAsia="Arial" w:hAnsi="Arial"/>
-                <w:rtl w:val="0"/>
-              </w:rPr>
-              <w:t xml:space="preserve">Design consideration for the performance of the application (number of requests per sec, use of Cache, use of CDN’s) etc.</w:t>
-            </w:r>
-          </w:p>
-        </w:tc>
-        <w:tc>
-          <w:tcPr/>
-          <w:p>
-            <w:pPr>
-              <w:tabs>
-                <w:tab w:val="left" w:leader="none" w:pos="2320"/>
-              </w:tabs>
-              <w:rPr>
-                <w:rFonts w:ascii="Arial" w:cs="Arial" w:eastAsia="Arial" w:hAnsi="Arial"/>
-              </w:rPr>
-            </w:pPr>
-            <w:r>
-              <w:rPr>
-                <w:rFonts w:ascii="Arial" w:cs="Arial" w:eastAsia="Arial" w:hAnsi="Arial"/>
-                <w:rtl w:val="0"/>
-              </w:rPr>
-              <w:t xml:space="preserve">Technology used</w:t>
+            <w:r>
+              <w:t>5</w:t>
+            </w:r>
+          </w:p>
+        </w:tc>
+        <w:tc>
+          <w:tcPr/>
+          <w:p>
+            <w:r>
+              <w:t>Performance</w:t>
+            </w:r>
+          </w:p>
+        </w:tc>
+        <w:tc>
+          <w:tcPr/>
+          <w:p>
+            <w:r>
+              <w:t>Fast API calls &amp; optimized UI</w:t>
+            </w:r>
+          </w:p>
+        </w:tc>
+        <w:tc>
+          <w:tcPr/>
+          <w:p>
+            <w:r>
+              <w:t>Axios, Chart.js</w:t>
             </w:r>
           </w:p>
         </w:tc>
@@ -3306,6 +2014,50 @@
         <w:rPr>
           <w:rtl w:val="0"/>
         </w:rPr>
+      </w:r>
+    </w:p>
+    <w:p>
+      <w:pPr>
+        <w:pStyle w:val="Heading2"/>
+      </w:pPr>
+      <w:r>
+        <w:t>Technical Architecture - Nutrition Assistant</w:t>
+      </w:r>
+    </w:p>
+    <w:p>
+      <w:r>
+        <w:drawing>
+          <wp:inline>
+            <wp:extent cx="5486400" cy="1199252"/>
+            <wp:docPr id="3" name="Picture 3"/>
+            <wp:cNvGraphicFramePr>
+              <a:graphicFrameLocks noChangeAspect="1"/>
+            </wp:cNvGraphicFramePr>
+            <a:graphic>
+              <a:graphicData uri="http://schemas.openxmlformats.org/drawingml/2006/picture">
+                <pic:pic>
+                  <pic:nvPicPr>
+                    <pic:cNvPr id="0" name="tech_arch.png"/>
+                    <pic:cNvPicPr/>
+                  </pic:nvPicPr>
+                  <pic:blipFill>
+                    <a:blip r:embed="rId15"/>
+                    <a:stretch>
+                      <a:fillRect/>
+                    </a:stretch>
+                  </pic:blipFill>
+                  <pic:spPr>
+                    <a:xfrm>
+                      <a:off x="0" y="0"/>
+                      <a:ext cx="5486400" cy="1199252"/>
+                    </a:xfrm>
+                    <a:prstGeom prst="rect"/>
+                  </pic:spPr>
+                </pic:pic>
+              </a:graphicData>
+            </a:graphic>
+          </wp:inline>
+        </w:drawing>
       </w:r>
     </w:p>
     <w:sectPr>
